--- a/data/outputs/v2/Grade11/Biology/Quizzes/SS2.1_Reproduction_in_Plants/Biology_G11_SS2.1_Reproduction_in_Plants_L6_AnswerKey.docx
+++ b/data/outputs/v2/Grade11/Biology/Quizzes/SS2.1_Reproduction_in_Plants/Biology_G11_SS2.1_Reproduction_in_Plants_L6_AnswerKey.docx
@@ -1405,7 +1405,7 @@
         </w:rPr>
         <w:t xml:space="preserve">© 2026 SeaVuria and ARES. Aligned with KICD objectives. Developed by SeaVuria; technical implementation by ARES (with AI assistance from Claude). Licensed under </w:t>
       </w:r>
-      <w:hyperlink w:history="1" r:id="rIdy8dtl1btvfn8apypyjjvd">
+      <w:hyperlink w:history="1" r:id="rId2ez8aqqm2h7vnv3fjv2w3">
         <w:r>
           <w:rPr>
             <w:rFonts w:ascii="Arial" w:cs="Arial" w:eastAsia="Arial" w:hAnsi="Arial"/>
@@ -1426,7 +1426,7 @@
         </w:rPr>
         <w:t xml:space="preserve"> (</w:t>
       </w:r>
-      <w:hyperlink w:history="1" r:id="rIdfmoiiesl-v3kc_5m0mmdd">
+      <w:hyperlink w:history="1" r:id="rIdrqhlytwydde_4gcpzrgvr">
         <w:r>
           <w:rPr>
             <w:rFonts w:ascii="Arial" w:cs="Arial" w:eastAsia="Arial" w:hAnsi="Arial"/>

--- a/data/outputs/v2/Grade11/Biology/Quizzes/SS2.1_Reproduction_in_Plants/Biology_G11_SS2.1_Reproduction_in_Plants_L6_AnswerKey.docx
+++ b/data/outputs/v2/Grade11/Biology/Quizzes/SS2.1_Reproduction_in_Plants/Biology_G11_SS2.1_Reproduction_in_Plants_L6_AnswerKey.docx
@@ -1405,7 +1405,7 @@
         </w:rPr>
         <w:t xml:space="preserve">© 2026 SeaVuria and ARES. Aligned with KICD objectives. Developed by SeaVuria; technical implementation by ARES (with AI assistance from Claude). Licensed under </w:t>
       </w:r>
-      <w:hyperlink w:history="1" r:id="rId2ez8aqqm2h7vnv3fjv2w3">
+      <w:hyperlink w:history="1" r:id="rIddghrufemllxhigh6s0k5a">
         <w:r>
           <w:rPr>
             <w:rFonts w:ascii="Arial" w:cs="Arial" w:eastAsia="Arial" w:hAnsi="Arial"/>
@@ -1426,7 +1426,7 @@
         </w:rPr>
         <w:t xml:space="preserve"> (</w:t>
       </w:r>
-      <w:hyperlink w:history="1" r:id="rIdrqhlytwydde_4gcpzrgvr">
+      <w:hyperlink w:history="1" r:id="rId55j-duwkc-srv0lpplb5x">
         <w:r>
           <w:rPr>
             <w:rFonts w:ascii="Arial" w:cs="Arial" w:eastAsia="Arial" w:hAnsi="Arial"/>

--- a/data/outputs/v2/Grade11/Biology/Quizzes/SS2.1_Reproduction_in_Plants/Biology_G11_SS2.1_Reproduction_in_Plants_L6_AnswerKey.docx
+++ b/data/outputs/v2/Grade11/Biology/Quizzes/SS2.1_Reproduction_in_Plants/Biology_G11_SS2.1_Reproduction_in_Plants_L6_AnswerKey.docx
@@ -1405,7 +1405,7 @@
         </w:rPr>
         <w:t xml:space="preserve">© 2026 SeaVuria and ARES. Aligned with KICD objectives. Developed by SeaVuria; technical implementation by ARES (with AI assistance from Claude). Licensed under </w:t>
       </w:r>
-      <w:hyperlink w:history="1" r:id="rIddghrufemllxhigh6s0k5a">
+      <w:hyperlink w:history="1" r:id="rId9-il5kmfjhqt18flf4il0">
         <w:r>
           <w:rPr>
             <w:rFonts w:ascii="Arial" w:cs="Arial" w:eastAsia="Arial" w:hAnsi="Arial"/>
@@ -1426,7 +1426,7 @@
         </w:rPr>
         <w:t xml:space="preserve"> (</w:t>
       </w:r>
-      <w:hyperlink w:history="1" r:id="rId55j-duwkc-srv0lpplb5x">
+      <w:hyperlink w:history="1" r:id="rId7smr5wrthw0vizk-5ljh7">
         <w:r>
           <w:rPr>
             <w:rFonts w:ascii="Arial" w:cs="Arial" w:eastAsia="Arial" w:hAnsi="Arial"/>
